--- a/Server web server with other services.docx
+++ b/Server web server with other services.docx
@@ -405,7 +405,7 @@
           <w:szCs w:val="40"/>
         </w:rPr>
         <w:drawing>
-          <wp:inline distT="0" distB="0" distL="0" distR="0" wp14:anchorId="0054D3C2" wp14:editId="689E3221">
+          <wp:inline distT="0" distB="0" distL="0" distR="0" wp14:anchorId="0054D3C2" wp14:editId="3617800D">
             <wp:extent cx="5943600" cy="2206625"/>
             <wp:effectExtent l="0" t="0" r="0" b="3175"/>
             <wp:docPr id="794703093" name="Picture 4"/>
@@ -494,10 +494,82 @@
         <w:rPr>
           <w:b/>
           <w:bCs/>
+          <w:noProof/>
           <w:sz w:val="40"/>
           <w:szCs w:val="40"/>
         </w:rPr>
         <w:lastRenderedPageBreak/>
+        <w:drawing>
+          <wp:inline distT="0" distB="0" distL="0" distR="0" wp14:anchorId="20377B82" wp14:editId="7988B026">
+            <wp:extent cx="5943600" cy="3959860"/>
+            <wp:effectExtent l="0" t="0" r="0" b="2540"/>
+            <wp:docPr id="1084404820" name="Picture 1"/>
+            <wp:cNvGraphicFramePr>
+              <a:graphicFrameLocks xmlns:a="http://schemas.openxmlformats.org/drawingml/2006/main" noChangeAspect="1"/>
+            </wp:cNvGraphicFramePr>
+            <a:graphic xmlns:a="http://schemas.openxmlformats.org/drawingml/2006/main">
+              <a:graphicData uri="http://schemas.openxmlformats.org/drawingml/2006/picture">
+                <pic:pic xmlns:pic="http://schemas.openxmlformats.org/drawingml/2006/picture">
+                  <pic:nvPicPr>
+                    <pic:cNvPr id="1084404820" name="Picture 1084404820"/>
+                    <pic:cNvPicPr/>
+                  </pic:nvPicPr>
+                  <pic:blipFill>
+                    <a:blip r:embed="rId8">
+                      <a:extLst>
+                        <a:ext uri="{28A0092B-C50C-407E-A947-70E740481C1C}">
+                          <a14:useLocalDpi xmlns:a14="http://schemas.microsoft.com/office/drawing/2010/main" val="0"/>
+                        </a:ext>
+                      </a:extLst>
+                    </a:blip>
+                    <a:stretch>
+                      <a:fillRect/>
+                    </a:stretch>
+                  </pic:blipFill>
+                  <pic:spPr>
+                    <a:xfrm>
+                      <a:off x="0" y="0"/>
+                      <a:ext cx="5943600" cy="3959860"/>
+                    </a:xfrm>
+                    <a:prstGeom prst="rect">
+                      <a:avLst/>
+                    </a:prstGeom>
+                  </pic:spPr>
+                </pic:pic>
+              </a:graphicData>
+            </a:graphic>
+          </wp:inline>
+        </w:drawing>
+      </w:r>
+    </w:p>
+    <w:p>
+      <w:pPr>
+        <w:jc w:val="both"/>
+        <w:rPr>
+          <w:b/>
+          <w:bCs/>
+          <w:sz w:val="40"/>
+          <w:szCs w:val="40"/>
+        </w:rPr>
+      </w:pPr>
+    </w:p>
+    <w:p>
+      <w:pPr>
+        <w:jc w:val="both"/>
+        <w:rPr>
+          <w:b/>
+          <w:bCs/>
+          <w:sz w:val="40"/>
+          <w:szCs w:val="40"/>
+        </w:rPr>
+      </w:pPr>
+      <w:r>
+        <w:rPr>
+          <w:b/>
+          <w:bCs/>
+          <w:sz w:val="40"/>
+          <w:szCs w:val="40"/>
+        </w:rPr>
         <w:t>4.Configure your web server to also run a basic Node.js service on a different port (e.g., 3000) that returns JSON data for a mock 'Now Playing' playlist, similar to Spotify. Test accessing both the PHP web page and the Node.js playlist endpoint from your browser.</w:t>
       </w:r>
     </w:p>
@@ -539,6 +611,7 @@
           <w:sz w:val="40"/>
           <w:szCs w:val="40"/>
         </w:rPr>
+        <w:lastRenderedPageBreak/>
         <w:drawing>
           <wp:inline distT="0" distB="0" distL="0" distR="0" wp14:anchorId="38FEC602" wp14:editId="60BCC806">
             <wp:extent cx="5943209" cy="2045677"/>
@@ -555,7 +628,7 @@
                     <pic:cNvPicPr/>
                   </pic:nvPicPr>
                   <pic:blipFill>
-                    <a:blip r:embed="rId8">
+                    <a:blip r:embed="rId9">
                       <a:extLst>
                         <a:ext uri="{28A0092B-C50C-407E-A947-70E740481C1C}">
                           <a14:useLocalDpi xmlns:a14="http://schemas.microsoft.com/office/drawing/2010/main" val="0"/>
@@ -698,7 +771,7 @@
                     <pic:cNvPicPr/>
                   </pic:nvPicPr>
                   <pic:blipFill>
-                    <a:blip r:embed="rId9">
+                    <a:blip r:embed="rId10">
                       <a:extLst>
                         <a:ext uri="{28A0092B-C50C-407E-A947-70E740481C1C}">
                           <a14:useLocalDpi xmlns:a14="http://schemas.microsoft.com/office/drawing/2010/main" val="0"/>
@@ -1338,6 +1411,7 @@
   <w:style w:type="character" w:default="1" w:styleId="DefaultParagraphFont">
     <w:name w:val="Default Paragraph Font"/>
     <w:uiPriority w:val="1"/>
+    <w:semiHidden/>
     <w:unhideWhenUsed/>
   </w:style>
   <w:style w:type="table" w:default="1" w:styleId="TableNormal">
